--- a/12.5- G1-G9 Sub Exhibits Gov Guard/GovGuard_Exhibit_G4_TestDataset.docx
+++ b/12.5- G1-G9 Sub Exhibits Gov Guard/GovGuard_Exhibit_G4_TestDataset.docx
@@ -13,7 +13,7 @@
           <w:color w:val="00236B"/>
           <w:sz w:val="32"/>
         </w:rPr>
-        <w:t>EXHIBIT G-4</w:t>
+        <w:t>EXHIBIT 28.G4</w:t>
       </w:r>
     </w:p>
     <w:p>
